--- a/zaini_case_audit_output/outputs/word/documents/158_صورة تقديم الشكوى ـ 243138211.docx
+++ b/zaini_case_audit_output/outputs/word/documents/158_صورة تقديم الشكوى ـ 243138211.docx
@@ -78,7 +78,7 @@
           <w:b w:val="0"/>
           <w:i w:val="0"/>
         </w:rPr>
-        <w:t>ءاضقلل ىلعألا سلجملا | ةينورتكلإلا يوكشلا ةمدخ</w:t>
+        <w:t>خدمة الشكوي الإلكترونية | المجلس الأعلى للقضاء</w:t>
       </w:r>
     </w:p>
     <w:p>
@@ -104,7 +104,7 @@
           <w:b w:val="0"/>
           <w:i w:val="0"/>
         </w:rPr>
-        <w:t>°ó</w:t>
+        <w:t>ó°</w:t>
       </w:r>
     </w:p>
     <w:p>
@@ -520,7 +520,7 @@
           <w:b w:val="0"/>
           <w:i w:val="0"/>
         </w:rPr>
-        <w:t>°ó</w:t>
+        <w:t>ó°</w:t>
       </w:r>
     </w:p>
     <w:p>
@@ -546,7 +546,7 @@
           <w:b w:val="0"/>
           <w:i w:val="0"/>
         </w:rPr>
-        <w:t>4⁄3°ó 1445/01/01</w:t>
+        <w:t>1445/01/01 ó°3⁄4</w:t>
       </w:r>
     </w:p>
     <w:p>
@@ -923,7 +923,7 @@
           <w:b w:val="0"/>
           <w:i w:val="0"/>
         </w:rPr>
-        <w:t>°ó</w:t>
+        <w:t>ó°</w:t>
       </w:r>
     </w:p>
     <w:p>
@@ -1087,23 +1087,23 @@
         <w:br/>
         <w:t>&lt;https://complaints.scj.gov.sa/profile&gt;</w:t>
         <w:br/>
-        <w:t>&lt;contact#https://www.scj.gov.sa/&gt;</w:t>
+        <w:t>&lt;https://www.scj.gov.sa/#contact&gt;</w:t>
         <w:br/>
         <w:t>&lt;https://complaints.scj.gov.sa/&gt;</w:t>
         <w:br/>
         <w:t>&lt;https://complaints.scj.gov.sa/profile&gt;</w:t>
         <w:br/>
-        <w:t>&lt;contact#https://www.scj.gov.sa/&gt;</w:t>
+        <w:t>&lt;https://www.scj.gov.sa/#contact&gt;</w:t>
         <w:br/>
-        <w:t>&lt;'/'https://complaints.scj.gov.sa/&gt;</w:t>
+        <w:t>&lt;https://complaints.scj.gov.sa/'/'&gt;</w:t>
         <w:br/>
-        <w:t>&lt;contact#https://www.scj.gov.sa/&gt;</w:t>
+        <w:t>&lt;https://www.scj.gov.sa/#contact&gt;</w:t>
         <w:br/>
-        <w:t>&lt;'/'https://complaints.scj.gov.sa/&gt;</w:t>
+        <w:t>&lt;https://complaints.scj.gov.sa/'/'&gt;</w:t>
         <w:br/>
         <w:t>&lt;https://complaints.scj.gov.sa/&gt;</w:t>
         <w:br/>
-        <w:t>&gt;</w:t>
+        <w:t>&lt;</w:t>
       </w:r>
     </w:p>
     <w:sectPr>

--- a/zaini_case_audit_output/outputs/word/documents/158_صورة تقديم الشكوى ـ 243138211.docx
+++ b/zaini_case_audit_output/outputs/word/documents/158_صورة تقديم الشكوى ـ 243138211.docx
@@ -78,7 +78,7 @@
           <w:b w:val="0"/>
           <w:i w:val="0"/>
         </w:rPr>
-        <w:t>خدمة الشكوي الإلكترونية | المجلس الأعلى للقضاء</w:t>
+        <w:t>ءاضقلل ىلعألا سلجملا | ةينورتكلإلا يوكشلا ةمدخ</w:t>
       </w:r>
     </w:p>
     <w:p>
@@ -91,7 +91,7 @@
           <w:b w:val="0"/>
           <w:i w:val="0"/>
         </w:rPr>
-        <w:t>°ó الصفحة الرئيسية خدمة الشكوى اإللكرتونية الصفحة الرئيسية</w:t>
+        <w:t>ةيسيئرلا ةحفصلا ةينوتركللإا ىوكشلا ةمدخ ةيسيئرلا ةحفصلا ó°</w:t>
       </w:r>
     </w:p>
     <w:p>
@@ -130,7 +130,7 @@
           <w:b w:val="0"/>
           <w:i w:val="0"/>
         </w:rPr>
-        <w:t>·°ó قائمة الشكاوى</w:t>
+        <w:t>ىواكشلا ةمئاق ó°·</w:t>
       </w:r>
     </w:p>
     <w:p>
@@ -143,7 +143,7 @@
           <w:b w:val="0"/>
           <w:i w:val="0"/>
         </w:rPr>
-        <w:t>°ó تم معالجة الطلب</w:t>
+        <w:t>بلطلا ةجلاعم مت ó°</w:t>
       </w:r>
     </w:p>
     <w:p>
@@ -156,7 +156,7 @@
           <w:b w:val="0"/>
           <w:i w:val="0"/>
         </w:rPr>
-        <w:t>°ó تم معالجة الطلب</w:t>
+        <w:t>بلطلا ةجلاعم مت ó°</w:t>
       </w:r>
     </w:p>
     <w:p>
@@ -169,7 +169,7 @@
           <w:b w:val="0"/>
           <w:i w:val="0"/>
         </w:rPr>
-        <w:t>°ó الطلب قيد الدراسة</w:t>
+        <w:t>ةساردلا ديق بلطلا ó°</w:t>
       </w:r>
     </w:p>
     <w:p>
@@ -195,7 +195,7 @@
           <w:b w:val="0"/>
           <w:i w:val="0"/>
         </w:rPr>
-        <w:t>التار يخ</w:t>
+        <w:t>خي راتلا</w:t>
       </w:r>
     </w:p>
     <w:p>
@@ -221,7 +221,7 @@
           <w:b w:val="0"/>
           <w:i w:val="0"/>
         </w:rPr>
-        <w:t>التار يخ</w:t>
+        <w:t>خي راتلا</w:t>
       </w:r>
     </w:p>
     <w:p>
@@ -247,7 +247,7 @@
           <w:b w:val="0"/>
           <w:i w:val="0"/>
         </w:rPr>
-        <w:t>التار يخ</w:t>
+        <w:t>خي راتلا</w:t>
       </w:r>
     </w:p>
     <w:p>
@@ -273,7 +273,7 @@
           <w:b w:val="0"/>
           <w:i w:val="0"/>
         </w:rPr>
-        <w:t>الصفة</w:t>
+        <w:t>ةفصلا</w:t>
       </w:r>
     </w:p>
     <w:p>
@@ -286,7 +286,7 @@
           <w:b w:val="0"/>
           <w:i w:val="0"/>
         </w:rPr>
-        <w:t>أصالة عن نفسه</w:t>
+        <w:t>هسفن نع ةلاصأ</w:t>
       </w:r>
     </w:p>
     <w:p>
@@ -299,7 +299,7 @@
           <w:b w:val="0"/>
           <w:i w:val="0"/>
         </w:rPr>
-        <w:t>الصفة</w:t>
+        <w:t>ةفصلا</w:t>
       </w:r>
     </w:p>
     <w:p>
@@ -312,7 +312,7 @@
           <w:b w:val="0"/>
           <w:i w:val="0"/>
         </w:rPr>
-        <w:t>أصالة عن نفسه</w:t>
+        <w:t>هسفن نع ةلاصأ</w:t>
       </w:r>
     </w:p>
     <w:p>
@@ -325,7 +325,7 @@
           <w:b w:val="0"/>
           <w:i w:val="0"/>
         </w:rPr>
-        <w:t>الصفة</w:t>
+        <w:t>ةفصلا</w:t>
       </w:r>
     </w:p>
     <w:p>
@@ -338,7 +338,7 @@
           <w:b w:val="0"/>
           <w:i w:val="0"/>
         </w:rPr>
-        <w:t>أصالة عن نفسه</w:t>
+        <w:t>هسفن نع ةلاصأ</w:t>
       </w:r>
     </w:p>
     <w:p>
@@ -377,7 +377,7 @@
           <w:b w:val="0"/>
           <w:i w:val="0"/>
         </w:rPr>
-        <w:t>4⁄3¡°ó المساعدة μ­°ó بيانايت °ó الرئيسية</w:t>
+        <w:t>ةيسيئرلا ó° تيانايب ó°­μ ةدعاسملا ó°¡3⁄4</w:t>
       </w:r>
     </w:p>
     <w:p>
@@ -390,7 +390,7 @@
           <w:b w:val="0"/>
           <w:i w:val="0"/>
         </w:rPr>
-        <w:t>رقم القضية</w:t>
+        <w:t>ةيضقلا مقر</w:t>
       </w:r>
     </w:p>
     <w:p>
@@ -416,7 +416,7 @@
           <w:b w:val="0"/>
           <w:i w:val="0"/>
         </w:rPr>
-        <w:t>رقم القضية</w:t>
+        <w:t>ةيضقلا مقر</w:t>
       </w:r>
     </w:p>
     <w:p>
@@ -533,7 +533,7 @@
           <w:b w:val="0"/>
           <w:i w:val="0"/>
         </w:rPr>
-        <w:t>تار يخ تسليم الحكم</w:t>
+        <w:t>مكحلا ميلست خي رات</w:t>
       </w:r>
     </w:p>
     <w:p>
@@ -559,7 +559,7 @@
           <w:b w:val="0"/>
           <w:i w:val="0"/>
         </w:rPr>
-        <w:t>اسم العائلة</w:t>
+        <w:t>ةلئاعلا مسا</w:t>
       </w:r>
     </w:p>
     <w:p>
@@ -572,7 +572,7 @@
           <w:b w:val="0"/>
           <w:i w:val="0"/>
         </w:rPr>
-        <w:t>زيين</w:t>
+        <w:t>نييز</w:t>
       </w:r>
     </w:p>
     <w:p>
@@ -585,7 +585,7 @@
           <w:b w:val="0"/>
           <w:i w:val="0"/>
         </w:rPr>
-        <w:t>تار يخ النطق بالحكم</w:t>
+        <w:t>مكحلاب قطنلا خي رات</w:t>
       </w:r>
     </w:p>
     <w:p>
@@ -611,7 +611,7 @@
           <w:b w:val="0"/>
           <w:i w:val="0"/>
         </w:rPr>
-        <w:t>رقم الجوال</w:t>
+        <w:t>لاوجلا مقر</w:t>
       </w:r>
     </w:p>
     <w:p>
@@ -637,7 +637,7 @@
           <w:b w:val="0"/>
           <w:i w:val="0"/>
         </w:rPr>
-        <w:t>اسم الجد</w:t>
+        <w:t>دجلا مسا</w:t>
       </w:r>
     </w:p>
     <w:p>
@@ -650,7 +650,7 @@
           <w:b w:val="0"/>
           <w:i w:val="0"/>
         </w:rPr>
-        <w:t>بن عباس</w:t>
+        <w:t>سابع نب</w:t>
       </w:r>
     </w:p>
     <w:p>
@@ -676,7 +676,7 @@
           <w:b w:val="0"/>
           <w:i w:val="0"/>
         </w:rPr>
-        <w:t>رقم القضية</w:t>
+        <w:t>ةيضقلا مقر</w:t>
       </w:r>
     </w:p>
     <w:p>
@@ -702,7 +702,7 @@
           <w:b w:val="0"/>
           <w:i w:val="0"/>
         </w:rPr>
-        <w:t>الجنسية</w:t>
+        <w:t>ةيسنجلا</w:t>
       </w:r>
     </w:p>
     <w:p>
@@ -715,7 +715,7 @@
           <w:b w:val="0"/>
           <w:i w:val="0"/>
         </w:rPr>
-        <w:t>العربية السعودية</w:t>
+        <w:t>ةيدوعسلا ةيبرعلا</w:t>
       </w:r>
     </w:p>
     <w:p>
@@ -728,7 +728,7 @@
           <w:b w:val="0"/>
           <w:i w:val="0"/>
         </w:rPr>
-        <w:t>اسم األب</w:t>
+        <w:t>بلأا مسا</w:t>
       </w:r>
     </w:p>
     <w:p>
@@ -754,7 +754,7 @@
           <w:b w:val="0"/>
           <w:i w:val="0"/>
         </w:rPr>
-        <w:t>4⁄3¡°ó المساعدة μ­°ó بيانايت °ó الرئيسية</w:t>
+        <w:t>ةيسيئرلا ó° تيانايب ó°­μ ةدعاسملا ó°¡3⁄4</w:t>
       </w:r>
     </w:p>
     <w:p>
@@ -767,7 +767,7 @@
           <w:b w:val="0"/>
           <w:i w:val="0"/>
         </w:rPr>
-        <w:t>وصف الشكوى *\</w:t>
+        <w:t>\* ىوكشلا فصو</w:t>
       </w:r>
     </w:p>
     <w:p>
@@ -780,7 +780,7 @@
           <w:b w:val="0"/>
           <w:i w:val="0"/>
         </w:rPr>
-        <w:t>°ó االحكام النهائية</w:t>
+        <w:t>ةيئاهنلا ماكحلاا ó°</w:t>
       </w:r>
     </w:p>
     <w:p>
@@ -845,7 +845,7 @@
           <w:b w:val="0"/>
           <w:i w:val="0"/>
         </w:rPr>
-        <w:t>التصنيف الرئييس</w:t>
+        <w:t>سييئرلا فينصتلا</w:t>
       </w:r>
     </w:p>
     <w:p>
@@ -858,7 +858,7 @@
           <w:b w:val="0"/>
           <w:i w:val="0"/>
         </w:rPr>
-        <w:t>األحكام</w:t>
+        <w:t>ماكحلأا</w:t>
       </w:r>
     </w:p>
     <w:p>
@@ -871,7 +871,7 @@
           <w:b w:val="0"/>
           <w:i w:val="0"/>
         </w:rPr>
-        <w:t>االسم األول</w:t>
+        <w:t>لولأا مسلاا</w:t>
       </w:r>
     </w:p>
     <w:p>
@@ -884,7 +884,7 @@
           <w:b w:val="0"/>
           <w:i w:val="0"/>
         </w:rPr>
-        <w:t>أسامه</w:t>
+        <w:t>هماسأ</w:t>
       </w:r>
     </w:p>
     <w:p>
@@ -897,7 +897,7 @@
           <w:b w:val="0"/>
           <w:i w:val="0"/>
         </w:rPr>
-        <w:t>°ó تم معالجة الطلب</w:t>
+        <w:t>بلطلا ةجلاعم مت ó°</w:t>
       </w:r>
     </w:p>
     <w:p>
@@ -936,7 +936,7 @@
           <w:b w:val="0"/>
           <w:i w:val="0"/>
         </w:rPr>
-        <w:t>°ó سجل الطلبات</w:t>
+        <w:t>تابلطلا لجس ó°</w:t>
       </w:r>
     </w:p>
     <w:p>
@@ -962,7 +962,7 @@
           <w:b w:val="0"/>
           <w:i w:val="0"/>
         </w:rPr>
-        <w:t>التار يخ</w:t>
+        <w:t>خي راتلا</w:t>
       </w:r>
     </w:p>
     <w:p>
@@ -988,7 +988,7 @@
           <w:b w:val="0"/>
           <w:i w:val="0"/>
         </w:rPr>
-        <w:t>الصفة</w:t>
+        <w:t>ةفصلا</w:t>
       </w:r>
     </w:p>
     <w:p>
@@ -1001,7 +1001,7 @@
           <w:b w:val="0"/>
           <w:i w:val="0"/>
         </w:rPr>
-        <w:t>أصالة عن نفسه</w:t>
+        <w:t>هسفن نع ةلاصأ</w:t>
       </w:r>
     </w:p>
     <w:p>
@@ -1014,7 +1014,7 @@
           <w:b w:val="0"/>
           <w:i w:val="0"/>
         </w:rPr>
-        <w:t>4⁄3¡°ó المساعدة μ­°ó بيانايت °ó الرئيسية °ó النظر يف المخالفة الطلب *\</w:t>
+        <w:t>\* بلطلا ةفلاخملا في رظنلا ó° ةيسيئرلا ó° تيانايب ó°­μ ةدعاسملا ó°¡3⁄4</w:t>
       </w:r>
     </w:p>
     <w:p>
@@ -1027,7 +1027,7 @@
           <w:b w:val="0"/>
           <w:i w:val="0"/>
         </w:rPr>
-        <w:t>رقم القضية</w:t>
+        <w:t>ةيضقلا مقر</w:t>
       </w:r>
     </w:p>
     <w:p>

--- a/zaini_case_audit_output/outputs/word/documents/158_صورة تقديم الشكوى ـ 243138211.docx
+++ b/zaini_case_audit_output/outputs/word/documents/158_صورة تقديم الشكوى ـ 243138211.docx
@@ -910,7 +910,7 @@
           <w:b w:val="0"/>
           <w:i w:val="0"/>
         </w:rPr>
-        <w:t>تواصل معنا المساعدة عن المجلس المجلس األعلى للقضاء ©</w:t>
+        <w:t>تواصل معنا المساعدة عن المجلس األعلى للقضاء ©</w:t>
       </w:r>
     </w:p>
     <w:p>

--- a/zaini_case_audit_output/outputs/word/documents/158_صورة تقديم الشكوى ـ 243138211.docx
+++ b/zaini_case_audit_output/outputs/word/documents/158_صورة تقديم الشكوى ـ 243138211.docx
@@ -286,7 +286,7 @@
           <w:b w:val="0"/>
           <w:i w:val="0"/>
         </w:rPr>
-        <w:t>هسفن نع ةلاصأ</w:t>
+        <w:t>أصالة عن نفسه</w:t>
       </w:r>
     </w:p>
     <w:p>
@@ -312,7 +312,7 @@
           <w:b w:val="0"/>
           <w:i w:val="0"/>
         </w:rPr>
-        <w:t>هسفن نع ةلاصأ</w:t>
+        <w:t>أصالة عن نفسه</w:t>
       </w:r>
     </w:p>
     <w:p>
@@ -338,7 +338,7 @@
           <w:b w:val="0"/>
           <w:i w:val="0"/>
         </w:rPr>
-        <w:t>هسفن نع ةلاصأ</w:t>
+        <w:t>أصالة عن نفسه</w:t>
       </w:r>
     </w:p>
     <w:p>
@@ -390,7 +390,7 @@
           <w:b w:val="0"/>
           <w:i w:val="0"/>
         </w:rPr>
-        <w:t>ةيضقلا مقر</w:t>
+        <w:t>رقم القضية</w:t>
       </w:r>
     </w:p>
     <w:p>
@@ -416,7 +416,7 @@
           <w:b w:val="0"/>
           <w:i w:val="0"/>
         </w:rPr>
-        <w:t>ةيضقلا مقر</w:t>
+        <w:t>رقم القضية</w:t>
       </w:r>
     </w:p>
     <w:p>
@@ -676,7 +676,7 @@
           <w:b w:val="0"/>
           <w:i w:val="0"/>
         </w:rPr>
-        <w:t>ةيضقلا مقر</w:t>
+        <w:t>رقم القضية</w:t>
       </w:r>
     </w:p>
     <w:p>
@@ -715,7 +715,7 @@
           <w:b w:val="0"/>
           <w:i w:val="0"/>
         </w:rPr>
-        <w:t>ةيدوعسلا ةيبرعلا</w:t>
+        <w:t>العربية السعودية</w:t>
       </w:r>
     </w:p>
     <w:p>
@@ -1001,7 +1001,7 @@
           <w:b w:val="0"/>
           <w:i w:val="0"/>
         </w:rPr>
-        <w:t>هسفن نع ةلاصأ</w:t>
+        <w:t>أصالة عن نفسه</w:t>
       </w:r>
     </w:p>
     <w:p>
@@ -1027,7 +1027,7 @@
           <w:b w:val="0"/>
           <w:i w:val="0"/>
         </w:rPr>
-        <w:t>ةيضقلا مقر</w:t>
+        <w:t>رقم القضية</w:t>
       </w:r>
     </w:p>
     <w:p>

--- a/zaini_case_audit_output/outputs/word/documents/158_صورة تقديم الشكوى ـ 243138211.docx
+++ b/zaini_case_audit_output/outputs/word/documents/158_صورة تقديم الشكوى ـ 243138211.docx
@@ -70,40 +70,37 @@
     <w:p/>
     <w:p>
       <w:pPr>
+        <w:pStyle w:val="Heading2"/>
         <w:jc w:val="right"/>
         <w:bidi/>
       </w:pPr>
       <w:r>
-        <w:rPr>
-          <w:b w:val="0"/>
-          <w:i w:val="0"/>
-        </w:rPr>
+        <w:t>[المتن الفعلي: الوقائع / الأسباب / المنطوق] ===</w:t>
+        <w:br/>
         <w:t>ءاضقلل ىلعألا سلجملا | ةينورتكلإلا يوكشلا ةمدخ</w:t>
       </w:r>
     </w:p>
     <w:p>
       <w:pPr>
+        <w:pStyle w:val="Heading2"/>
         <w:jc w:val="right"/>
         <w:bidi/>
       </w:pPr>
       <w:r>
-        <w:rPr>
-          <w:b w:val="0"/>
-          <w:i w:val="0"/>
-        </w:rPr>
-        <w:t>ةيسيئرلا ةحفصلا ةينوتركللإا ىوكشلا ةمدخ ةيسيئرلا ةحفصلا ó°</w:t>
+        <w:t>[المُرسَل إليه / المخاطَب والتحية] ===</w:t>
+        <w:br/>
+        <w:t>°ó الصفحة الرئيسية خدمة الشكوى اإللكرتونية الصفحة الرئيسية</w:t>
       </w:r>
     </w:p>
     <w:p>
       <w:pPr>
+        <w:pStyle w:val="Heading2"/>
         <w:jc w:val="right"/>
         <w:bidi/>
       </w:pPr>
       <w:r>
-        <w:rPr>
-          <w:b w:val="0"/>
-          <w:i w:val="0"/>
-        </w:rPr>
+        <w:t>[المتن الفعلي: الوقائع / الأسباب / المنطوق] ===</w:t>
+        <w:br/>
         <w:t>ó°</w:t>
       </w:r>
     </w:p>
@@ -278,79 +275,73 @@
     </w:p>
     <w:p>
       <w:pPr>
+        <w:pStyle w:val="Heading2"/>
         <w:jc w:val="right"/>
         <w:bidi/>
       </w:pPr>
       <w:r>
-        <w:rPr>
-          <w:b w:val="0"/>
-          <w:i w:val="0"/>
-        </w:rPr>
+        <w:t>[بيانات الأطراف: المدعي / المدعى عليه / الحاضرون] ===</w:t>
+        <w:br/>
         <w:t>أصالة عن نفسه</w:t>
       </w:r>
     </w:p>
     <w:p>
       <w:pPr>
+        <w:pStyle w:val="Heading2"/>
         <w:jc w:val="right"/>
         <w:bidi/>
       </w:pPr>
       <w:r>
-        <w:rPr>
-          <w:b w:val="0"/>
-          <w:i w:val="0"/>
-        </w:rPr>
+        <w:t>[المتن الفعلي: الوقائع / الأسباب / المنطوق] ===</w:t>
+        <w:br/>
         <w:t>ةفصلا</w:t>
       </w:r>
     </w:p>
     <w:p>
       <w:pPr>
+        <w:pStyle w:val="Heading2"/>
         <w:jc w:val="right"/>
         <w:bidi/>
       </w:pPr>
       <w:r>
-        <w:rPr>
-          <w:b w:val="0"/>
-          <w:i w:val="0"/>
-        </w:rPr>
+        <w:t>[بيانات الأطراف: المدعي / المدعى عليه / الحاضرون] ===</w:t>
+        <w:br/>
         <w:t>أصالة عن نفسه</w:t>
       </w:r>
     </w:p>
     <w:p>
       <w:pPr>
+        <w:pStyle w:val="Heading2"/>
         <w:jc w:val="right"/>
         <w:bidi/>
       </w:pPr>
       <w:r>
-        <w:rPr>
-          <w:b w:val="0"/>
-          <w:i w:val="0"/>
-        </w:rPr>
+        <w:t>[المتن الفعلي: الوقائع / الأسباب / المنطوق] ===</w:t>
+        <w:br/>
         <w:t>ةفصلا</w:t>
       </w:r>
     </w:p>
     <w:p>
       <w:pPr>
+        <w:pStyle w:val="Heading2"/>
         <w:jc w:val="right"/>
         <w:bidi/>
       </w:pPr>
       <w:r>
-        <w:rPr>
-          <w:b w:val="0"/>
-          <w:i w:val="0"/>
-        </w:rPr>
+        <w:t>[بيانات الأطراف: المدعي / المدعى عليه / الحاضرون] ===</w:t>
+        <w:br/>
         <w:t>أصالة عن نفسه</w:t>
       </w:r>
     </w:p>
     <w:p>
       <w:pPr>
+        <w:pStyle w:val="Heading2"/>
         <w:jc w:val="right"/>
         <w:bidi/>
       </w:pPr>
       <w:r>
-        <w:rPr>
-          <w:b w:val="0"/>
-          <w:i w:val="0"/>
-        </w:rPr>
+        <w:t>[المتن الفعلي: الوقائع / الأسباب / المنطوق] ===</w:t>
+        <w:br/>
         <w:t>رقم طلب التنفيذ</w:t>
       </w:r>
     </w:p>
@@ -369,27 +360,25 @@
     </w:p>
     <w:p>
       <w:pPr>
+        <w:pStyle w:val="Heading2"/>
         <w:jc w:val="right"/>
         <w:bidi/>
       </w:pPr>
       <w:r>
-        <w:rPr>
-          <w:b w:val="0"/>
-          <w:i w:val="0"/>
-        </w:rPr>
+        <w:t>[بيانات الأطراف: المدعي / المدعى عليه / الحاضرون] ===</w:t>
+        <w:br/>
         <w:t>ةيسيئرلا ó° تيانايب ó°­μ ةدعاسملا ó°¡3⁄4</w:t>
       </w:r>
     </w:p>
     <w:p>
       <w:pPr>
+        <w:pStyle w:val="Heading2"/>
         <w:jc w:val="right"/>
         <w:bidi/>
       </w:pPr>
       <w:r>
-        <w:rPr>
-          <w:b w:val="0"/>
-          <w:i w:val="0"/>
-        </w:rPr>
+        <w:t>[المتن الفعلي: الوقائع / الأسباب / المنطوق] ===</w:t>
+        <w:br/>
         <w:t>رقم القضية</w:t>
       </w:r>
     </w:p>
@@ -707,27 +696,25 @@
     </w:p>
     <w:p>
       <w:pPr>
+        <w:pStyle w:val="Heading2"/>
         <w:jc w:val="right"/>
         <w:bidi/>
       </w:pPr>
       <w:r>
-        <w:rPr>
-          <w:b w:val="0"/>
-          <w:i w:val="0"/>
-        </w:rPr>
+        <w:t>[بيانات الأطراف: المدعي / المدعى عليه / الحاضرون] ===</w:t>
+        <w:br/>
         <w:t>العربية السعودية</w:t>
       </w:r>
     </w:p>
     <w:p>
       <w:pPr>
+        <w:pStyle w:val="Heading2"/>
         <w:jc w:val="right"/>
         <w:bidi/>
       </w:pPr>
       <w:r>
-        <w:rPr>
-          <w:b w:val="0"/>
-          <w:i w:val="0"/>
-        </w:rPr>
+        <w:t>[المتن الفعلي: الوقائع / الأسباب / المنطوق] ===</w:t>
+        <w:br/>
         <w:t>بلأا مسا</w:t>
       </w:r>
     </w:p>
@@ -746,28 +733,26 @@
     </w:p>
     <w:p>
       <w:pPr>
+        <w:pStyle w:val="Heading2"/>
         <w:jc w:val="right"/>
         <w:bidi/>
       </w:pPr>
       <w:r>
-        <w:rPr>
-          <w:b w:val="0"/>
-          <w:i w:val="0"/>
-        </w:rPr>
+        <w:t>[بيانات الأطراف: المدعي / المدعى عليه / الحاضرون] ===</w:t>
+        <w:br/>
         <w:t>ةيسيئرلا ó° تيانايب ó°­μ ةدعاسملا ó°¡3⁄4</w:t>
       </w:r>
     </w:p>
     <w:p>
       <w:pPr>
+        <w:pStyle w:val="Heading2"/>
         <w:jc w:val="right"/>
         <w:bidi/>
       </w:pPr>
       <w:r>
-        <w:rPr>
-          <w:b w:val="0"/>
-          <w:i w:val="0"/>
-        </w:rPr>
-        <w:t>\* ىوكشلا فصو</w:t>
+        <w:t>[المتن الفعلي: الوقائع / الأسباب / المنطوق] ===</w:t>
+        <w:br/>
+        <w:t>وصف الشكوى *\</w:t>
       </w:r>
     </w:p>
     <w:p>
@@ -811,27 +796,25 @@
     </w:p>
     <w:p>
       <w:pPr>
+        <w:pStyle w:val="Heading2"/>
         <w:jc w:val="right"/>
         <w:bidi/>
       </w:pPr>
       <w:r>
-        <w:rPr>
-          <w:b w:val="0"/>
-          <w:i w:val="0"/>
-        </w:rPr>
+        <w:t>[بيانات الأطراف: المدعي / المدعى عليه / الحاضرون] ===</w:t>
+        <w:br/>
         <w:t>رقم الهوية</w:t>
       </w:r>
     </w:p>
     <w:p>
       <w:pPr>
+        <w:pStyle w:val="Heading2"/>
         <w:jc w:val="right"/>
         <w:bidi/>
       </w:pPr>
       <w:r>
-        <w:rPr>
-          <w:b w:val="0"/>
-          <w:i w:val="0"/>
-        </w:rPr>
+        <w:t>[المتن الفعلي: الوقائع / الأسباب / المنطوق] ===</w:t>
+        <w:br/>
         <w:t>1008017301</w:t>
       </w:r>
     </w:p>
@@ -993,14 +976,13 @@
     </w:p>
     <w:p>
       <w:pPr>
+        <w:pStyle w:val="Heading2"/>
         <w:jc w:val="right"/>
         <w:bidi/>
       </w:pPr>
       <w:r>
-        <w:rPr>
-          <w:b w:val="0"/>
-          <w:i w:val="0"/>
-        </w:rPr>
+        <w:t>[بيانات الأطراف: المدعي / المدعى عليه / الحاضرون] ===</w:t>
+        <w:br/>
         <w:t>أصالة عن نفسه</w:t>
       </w:r>
     </w:p>
@@ -1019,14 +1001,13 @@
     </w:p>
     <w:p>
       <w:pPr>
+        <w:pStyle w:val="Heading2"/>
         <w:jc w:val="right"/>
         <w:bidi/>
       </w:pPr>
       <w:r>
-        <w:rPr>
-          <w:b w:val="0"/>
-          <w:i w:val="0"/>
-        </w:rPr>
+        <w:t>[المتن الفعلي: الوقائع / الأسباب / المنطوق] ===</w:t>
+        <w:br/>
         <w:t>رقم القضية</w:t>
       </w:r>
     </w:p>
@@ -1086,18 +1067,78 @@
         <w:t>&lt;https://complaints.scj.gov.sa/&gt;</w:t>
         <w:br/>
         <w:t>&lt;https://complaints.scj.gov.sa/profile&gt;</w:t>
+      </w:r>
+    </w:p>
+    <w:p>
+      <w:pPr>
+        <w:pStyle w:val="Heading2"/>
+        <w:jc w:val="right"/>
+        <w:bidi/>
+      </w:pPr>
+      <w:r>
+        <w:t>[ترويسة / كليشة رسمية — معلومات متكررة] ===</w:t>
         <w:br/>
         <w:t>&lt;https://www.scj.gov.sa/#contact&gt;</w:t>
+      </w:r>
+    </w:p>
+    <w:p>
+      <w:pPr>
+        <w:pStyle w:val="Heading2"/>
+        <w:jc w:val="right"/>
+        <w:bidi/>
+      </w:pPr>
+      <w:r>
+        <w:t>[المتن الفعلي: الوقائع / الأسباب / المنطوق] ===</w:t>
         <w:br/>
         <w:t>&lt;https://complaints.scj.gov.sa/&gt;</w:t>
         <w:br/>
         <w:t>&lt;https://complaints.scj.gov.sa/profile&gt;</w:t>
+      </w:r>
+    </w:p>
+    <w:p>
+      <w:pPr>
+        <w:pStyle w:val="Heading2"/>
+        <w:jc w:val="right"/>
+        <w:bidi/>
+      </w:pPr>
+      <w:r>
+        <w:t>[ترويسة / كليشة رسمية — معلومات متكررة] ===</w:t>
         <w:br/>
         <w:t>&lt;https://www.scj.gov.sa/#contact&gt;</w:t>
+      </w:r>
+    </w:p>
+    <w:p>
+      <w:pPr>
+        <w:pStyle w:val="Heading2"/>
+        <w:jc w:val="right"/>
+        <w:bidi/>
+      </w:pPr>
+      <w:r>
+        <w:t>[المتن الفعلي: الوقائع / الأسباب / المنطوق] ===</w:t>
         <w:br/>
         <w:t>&lt;https://complaints.scj.gov.sa/'/'&gt;</w:t>
+      </w:r>
+    </w:p>
+    <w:p>
+      <w:pPr>
+        <w:pStyle w:val="Heading2"/>
+        <w:jc w:val="right"/>
+        <w:bidi/>
+      </w:pPr>
+      <w:r>
+        <w:t>[ترويسة / كليشة رسمية — معلومات متكررة] ===</w:t>
         <w:br/>
         <w:t>&lt;https://www.scj.gov.sa/#contact&gt;</w:t>
+      </w:r>
+    </w:p>
+    <w:p>
+      <w:pPr>
+        <w:pStyle w:val="Heading2"/>
+        <w:jc w:val="right"/>
+        <w:bidi/>
+      </w:pPr>
+      <w:r>
+        <w:t>[المتن الفعلي: الوقائع / الأسباب / المنطوق] ===</w:t>
         <w:br/>
         <w:t>&lt;https://complaints.scj.gov.sa/'/'&gt;</w:t>
         <w:br/>

--- a/zaini_case_audit_output/outputs/word/documents/158_صورة تقديم الشكوى ـ 243138211.docx
+++ b/zaini_case_audit_output/outputs/word/documents/158_صورة تقديم الشكوى ـ 243138211.docx
@@ -75,20 +75,21 @@
         <w:bidi/>
       </w:pPr>
       <w:r>
-        <w:t>[المتن الفعلي: الوقائع / الأسباب / المنطوق] ===</w:t>
+        <w:t>[المُرسَل إليه / المخاطَب والتحية] ===</w:t>
         <w:br/>
-        <w:t>ءاضقلل ىلعألا سلجملا | ةينورتكلإلا يوكشلا ةمدخ</w:t>
+        <w:t>خدمة الشكوي الإلكترونية | المجلس الأعلى للقضاء</w:t>
       </w:r>
     </w:p>
     <w:p>
       <w:pPr>
-        <w:pStyle w:val="Heading2"/>
         <w:jc w:val="right"/>
         <w:bidi/>
       </w:pPr>
       <w:r>
-        <w:t>[المُرسَل إليه / المخاطَب والتحية] ===</w:t>
-        <w:br/>
+        <w:rPr>
+          <w:b w:val="0"/>
+          <w:i w:val="0"/>
+        </w:rPr>
         <w:t>°ó الصفحة الرئيسية خدمة الشكوى اإللكرتونية الصفحة الرئيسية</w:t>
       </w:r>
     </w:p>
@@ -262,6 +263,18 @@
     </w:p>
     <w:p>
       <w:pPr>
+        <w:pStyle w:val="Heading2"/>
+        <w:jc w:val="right"/>
+        <w:bidi/>
+      </w:pPr>
+      <w:r>
+        <w:t>[بيانات الأطراف: المدعي / المدعى عليه / الحاضرون] ===</w:t>
+        <w:br/>
+        <w:t>الصفة</w:t>
+      </w:r>
+    </w:p>
+    <w:p>
+      <w:pPr>
         <w:jc w:val="right"/>
         <w:bidi/>
       </w:pPr>
@@ -270,66 +283,58 @@
           <w:b w:val="0"/>
           <w:i w:val="0"/>
         </w:rPr>
-        <w:t>ةفصلا</w:t>
-      </w:r>
-    </w:p>
-    <w:p>
-      <w:pPr>
-        <w:pStyle w:val="Heading2"/>
-        <w:jc w:val="right"/>
-        <w:bidi/>
-      </w:pPr>
-      <w:r>
-        <w:t>[بيانات الأطراف: المدعي / المدعى عليه / الحاضرون] ===</w:t>
-        <w:br/>
         <w:t>أصالة عن نفسه</w:t>
       </w:r>
     </w:p>
     <w:p>
       <w:pPr>
-        <w:pStyle w:val="Heading2"/>
         <w:jc w:val="right"/>
         <w:bidi/>
       </w:pPr>
       <w:r>
-        <w:t>[المتن الفعلي: الوقائع / الأسباب / المنطوق] ===</w:t>
-        <w:br/>
-        <w:t>ةفصلا</w:t>
+        <w:rPr>
+          <w:b w:val="0"/>
+          <w:i w:val="0"/>
+        </w:rPr>
+        <w:t>الصفة</w:t>
       </w:r>
     </w:p>
     <w:p>
       <w:pPr>
-        <w:pStyle w:val="Heading2"/>
         <w:jc w:val="right"/>
         <w:bidi/>
       </w:pPr>
       <w:r>
-        <w:t>[بيانات الأطراف: المدعي / المدعى عليه / الحاضرون] ===</w:t>
-        <w:br/>
+        <w:rPr>
+          <w:b w:val="0"/>
+          <w:i w:val="0"/>
+        </w:rPr>
         <w:t>أصالة عن نفسه</w:t>
       </w:r>
     </w:p>
     <w:p>
       <w:pPr>
-        <w:pStyle w:val="Heading2"/>
         <w:jc w:val="right"/>
         <w:bidi/>
       </w:pPr>
       <w:r>
-        <w:t>[المتن الفعلي: الوقائع / الأسباب / المنطوق] ===</w:t>
-        <w:br/>
-        <w:t>ةفصلا</w:t>
+        <w:rPr>
+          <w:b w:val="0"/>
+          <w:i w:val="0"/>
+        </w:rPr>
+        <w:t>الصفة</w:t>
       </w:r>
     </w:p>
     <w:p>
       <w:pPr>
-        <w:pStyle w:val="Heading2"/>
         <w:jc w:val="right"/>
         <w:bidi/>
       </w:pPr>
       <w:r>
-        <w:t>[بيانات الأطراف: المدعي / المدعى عليه / الحاضرون] ===</w:t>
-        <w:br/>
+        <w:rPr>
+          <w:b w:val="0"/>
+          <w:i w:val="0"/>
+        </w:rPr>
         <w:t>أصالة عن نفسه</w:t>
       </w:r>
     </w:p>
@@ -365,9 +370,9 @@
         <w:bidi/>
       </w:pPr>
       <w:r>
-        <w:t>[بيانات الأطراف: المدعي / المدعى عليه / الحاضرون] ===</w:t>
+        <w:t>[المُرسَل إليه / المخاطَب والتحية] ===</w:t>
         <w:br/>
-        <w:t>ةيسيئرلا ó° تيانايب ó°­μ ةدعاسملا ó°¡3⁄4</w:t>
+        <w:t>4⁄3¡°ó المساعدة μ­°ó بيانايت °ó الرئيسية</w:t>
       </w:r>
     </w:p>
     <w:p>
@@ -522,7 +527,7 @@
           <w:b w:val="0"/>
           <w:i w:val="0"/>
         </w:rPr>
-        <w:t>مكحلا ميلست خي رات</w:t>
+        <w:t>تار يخ تسليم الحكم</w:t>
       </w:r>
     </w:p>
     <w:p>
@@ -574,7 +579,7 @@
           <w:b w:val="0"/>
           <w:i w:val="0"/>
         </w:rPr>
-        <w:t>مكحلاب قطنلا خي رات</w:t>
+        <w:t>تار يخ النطق بالحكم</w:t>
       </w:r>
     </w:p>
     <w:p>
@@ -592,27 +597,25 @@
     </w:p>
     <w:p>
       <w:pPr>
+        <w:pStyle w:val="Heading2"/>
         <w:jc w:val="right"/>
         <w:bidi/>
       </w:pPr>
       <w:r>
-        <w:rPr>
-          <w:b w:val="0"/>
-          <w:i w:val="0"/>
-        </w:rPr>
-        <w:t>لاوجلا مقر</w:t>
+        <w:t>[بيانات الأطراف: المدعي / المدعى عليه / الحاضرون] ===</w:t>
+        <w:br/>
+        <w:t>رقم الجوال</w:t>
       </w:r>
     </w:p>
     <w:p>
       <w:pPr>
+        <w:pStyle w:val="Heading2"/>
         <w:jc w:val="right"/>
         <w:bidi/>
       </w:pPr>
       <w:r>
-        <w:rPr>
-          <w:b w:val="0"/>
-          <w:i w:val="0"/>
-        </w:rPr>
+        <w:t>[المتن الفعلي: الوقائع / الأسباب / المنطوق] ===</w:t>
+        <w:br/>
         <w:t>0556355663</w:t>
       </w:r>
     </w:p>
@@ -683,6 +686,18 @@
     </w:p>
     <w:p>
       <w:pPr>
+        <w:pStyle w:val="Heading2"/>
+        <w:jc w:val="right"/>
+        <w:bidi/>
+      </w:pPr>
+      <w:r>
+        <w:t>[بيانات الأطراف: المدعي / المدعى عليه / الحاضرون] ===</w:t>
+        <w:br/>
+        <w:t>الجنسية</w:t>
+      </w:r>
+    </w:p>
+    <w:p>
+      <w:pPr>
         <w:jc w:val="right"/>
         <w:bidi/>
       </w:pPr>
@@ -691,18 +706,6 @@
           <w:b w:val="0"/>
           <w:i w:val="0"/>
         </w:rPr>
-        <w:t>ةيسنجلا</w:t>
-      </w:r>
-    </w:p>
-    <w:p>
-      <w:pPr>
-        <w:pStyle w:val="Heading2"/>
-        <w:jc w:val="right"/>
-        <w:bidi/>
-      </w:pPr>
-      <w:r>
-        <w:t>[بيانات الأطراف: المدعي / المدعى عليه / الحاضرون] ===</w:t>
-        <w:br/>
         <w:t>العربية السعودية</w:t>
       </w:r>
     </w:p>
@@ -738,9 +741,9 @@
         <w:bidi/>
       </w:pPr>
       <w:r>
-        <w:t>[بيانات الأطراف: المدعي / المدعى عليه / الحاضرون] ===</w:t>
+        <w:t>[المُرسَل إليه / المخاطَب والتحية] ===</w:t>
         <w:br/>
-        <w:t>ةيسيئرلا ó° تيانايب ó°­μ ةدعاسملا ó°¡3⁄4</w:t>
+        <w:t>4⁄3¡°ó المساعدة μ­°ó بيانايت °ó الرئيسية</w:t>
       </w:r>
     </w:p>
     <w:p>
@@ -932,7 +935,7 @@
           <w:b w:val="0"/>
           <w:i w:val="0"/>
         </w:rPr>
-        <w:t>°ó إنشاء طلب</w:t>
+        <w:t>بلط ءاشنإ ó°</w:t>
       </w:r>
     </w:p>
     <w:p>
@@ -963,19 +966,6 @@
     </w:p>
     <w:p>
       <w:pPr>
-        <w:jc w:val="right"/>
-        <w:bidi/>
-      </w:pPr>
-      <w:r>
-        <w:rPr>
-          <w:b w:val="0"/>
-          <w:i w:val="0"/>
-        </w:rPr>
-        <w:t>ةفصلا</w:t>
-      </w:r>
-    </w:p>
-    <w:p>
-      <w:pPr>
         <w:pStyle w:val="Heading2"/>
         <w:jc w:val="right"/>
         <w:bidi/>
@@ -983,7 +973,7 @@
       <w:r>
         <w:t>[بيانات الأطراف: المدعي / المدعى عليه / الحاضرون] ===</w:t>
         <w:br/>
-        <w:t>أصالة عن نفسه</w:t>
+        <w:t>الصفة</w:t>
       </w:r>
     </w:p>
     <w:p>
@@ -996,7 +986,19 @@
           <w:b w:val="0"/>
           <w:i w:val="0"/>
         </w:rPr>
-        <w:t>\* بلطلا ةفلاخملا في رظنلا ó° ةيسيئرلا ó° تيانايب ó°­μ ةدعاسملا ó°¡3⁄4</w:t>
+        <w:t>أصالة عن نفسه</w:t>
+      </w:r>
+    </w:p>
+    <w:p>
+      <w:pPr>
+        <w:pStyle w:val="Heading2"/>
+        <w:jc w:val="right"/>
+        <w:bidi/>
+      </w:pPr>
+      <w:r>
+        <w:t>[المُرسَل إليه / المخاطَب والتحية] ===</w:t>
+        <w:br/>
+        <w:t>4⁄3¡°ó المساعدة μ­°ó بيانايت °ó الرئيسية °ó النظر يف المخالفة الطلب *\</w:t>
       </w:r>
     </w:p>
     <w:p>

--- a/zaini_case_audit_output/outputs/word/documents/158_صورة تقديم الشكوى ـ 243138211.docx
+++ b/zaini_case_audit_output/outputs/word/documents/158_صورة تقديم الشكوى ـ 243138211.docx
@@ -642,7 +642,7 @@
           <w:b w:val="0"/>
           <w:i w:val="0"/>
         </w:rPr>
-        <w:t>سابع نب</w:t>
+        <w:t>بن عباس</w:t>
       </w:r>
     </w:p>
     <w:p>
@@ -870,7 +870,7 @@
           <w:b w:val="0"/>
           <w:i w:val="0"/>
         </w:rPr>
-        <w:t>هماسأ</w:t>
+        <w:t>أسامه</w:t>
       </w:r>
     </w:p>
     <w:p>
